--- a/examples/datasets/doc/04-domain-mit_bih.docx
+++ b/examples/datasets/doc/04-domain-mit_bih.docx
@@ -2,7 +2,7 @@
 <file path=word/document.xml><?xml version="1.0" encoding="utf-8"?>
 <w:document xmlns:w="http://schemas.openxmlformats.org/wordprocessingml/2006/main" xmlns:m="http://schemas.openxmlformats.org/officeDocument/2006/math" xmlns:r="http://schemas.openxmlformats.org/officeDocument/2006/relationships" xmlns:o="urn:schemas-microsoft-com:office:office" xmlns:v="urn:schemas-microsoft-com:vml" xmlns:w10="urn:schemas-microsoft-com:office:word" xmlns:a="http://schemas.openxmlformats.org/drawingml/2006/main" xmlns:pic="http://schemas.openxmlformats.org/drawingml/2006/picture" xmlns:wp="http://schemas.openxmlformats.org/drawingml/2006/wordprocessingDrawing">
   <w:body>
-    <w:bookmarkStart w:id="20" w:name="objective"/>
+    <w:bookmarkStart w:id="9" w:name="objective"/>
     <w:p>
       <w:pPr>
         <w:pStyle w:val="Heading2"/>
@@ -43,8 +43,8 @@
         <w:t xml:space="preserve">.</w:t>
       </w:r>
     </w:p>
-    <w:bookmarkEnd w:id="20"/>
-    <w:bookmarkStart w:id="21" w:name="method-at-a-glance"/>
+    <w:bookmarkEnd w:id="9"/>
+    <w:bookmarkStart w:id="10" w:name="method-at-a-glance"/>
     <w:p>
       <w:pPr>
         <w:pStyle w:val="Heading2"/>
@@ -61,8 +61,8 @@
         <w:t xml:space="preserve">The MIT-BIH objects are separate dataset collections by lead. This notebook helps the reader see how those objects are organized before building anomaly or event-detection experiments on the ECG signals. To keep the ECG plots readable, each preview is restricted to at most the first 1000 observations.</w:t>
       </w:r>
     </w:p>
-    <w:bookmarkEnd w:id="21"/>
-    <w:bookmarkStart w:id="39" w:name="what-you-will-do"/>
+    <w:bookmarkEnd w:id="10"/>
+    <w:bookmarkStart w:id="28" w:name="what-you-will-do"/>
     <w:p>
       <w:pPr>
         <w:pStyle w:val="Heading2"/>
@@ -119,7 +119,7 @@
         <w:t xml:space="preserve">plot a shorter preview of the first signal together with the labeled events</w:t>
       </w:r>
     </w:p>
-    <w:bookmarkStart w:id="22" w:name="helper-functions"/>
+    <w:bookmarkStart w:id="11" w:name="helper-functions"/>
     <w:p>
       <w:pPr>
         <w:pStyle w:val="Heading3"/>
@@ -1588,8 +1588,8 @@
         <w:t xml:space="preserve">}</w:t>
       </w:r>
     </w:p>
-    <w:bookmarkEnd w:id="22"/>
-    <w:bookmarkStart w:id="26" w:name="mit_bih_mlii"/>
+    <w:bookmarkEnd w:id="11"/>
+    <w:bookmarkStart w:id="15" w:name="mit_bih_mlii"/>
     <w:p>
       <w:pPr>
         <w:pStyle w:val="Heading3"/>
@@ -1775,18 +1775,18 @@
           <wp:inline>
             <wp:extent cx="4620126" cy="3696101"/>
             <wp:effectExtent b="0" l="0" r="0" t="0"/>
-            <wp:docPr descr="" title="" id="24" name="Picture"/>
+            <wp:docPr descr="" title="" id="13" name="Picture"/>
             <a:graphic>
               <a:graphicData uri="http://schemas.openxmlformats.org/drawingml/2006/picture">
                 <pic:pic>
                   <pic:nvPicPr>
-                    <pic:cNvPr descr="/home/gpca/harbinger/examples/datasets/doc/04-domain-mit_bih_files/figure-docx/unnamed-chunk-3-1.png" id="25" name="Picture"/>
+                    <pic:cNvPr descr="C:\Git\dal\harbinger\examples\datasets\doc\04-domain-mit_bih_files/f796b7dea01ce81c76dbee3264d7b28a81d3caf5.png" id="14" name="Picture"/>
                     <pic:cNvPicPr>
                       <a:picLocks noChangeArrowheads="1" noChangeAspect="1"/>
                     </pic:cNvPicPr>
                   </pic:nvPicPr>
                   <pic:blipFill>
-                    <a:blip r:embed="rId23"/>
+                    <a:blip r:embed="rId12"/>
                     <a:stretch>
                       <a:fillRect/>
                     </a:stretch>
@@ -1813,8 +1813,8 @@
         </w:drawing>
       </w:r>
     </w:p>
-    <w:bookmarkEnd w:id="26"/>
-    <w:bookmarkStart w:id="30" w:name="mit_bih_v1"/>
+    <w:bookmarkEnd w:id="15"/>
+    <w:bookmarkStart w:id="19" w:name="mit_bih_v1"/>
     <w:p>
       <w:pPr>
         <w:pStyle w:val="Heading3"/>
@@ -2000,18 +2000,18 @@
           <wp:inline>
             <wp:extent cx="4620126" cy="3696101"/>
             <wp:effectExtent b="0" l="0" r="0" t="0"/>
-            <wp:docPr descr="" title="" id="28" name="Picture"/>
+            <wp:docPr descr="" title="" id="17" name="Picture"/>
             <a:graphic>
               <a:graphicData uri="http://schemas.openxmlformats.org/drawingml/2006/picture">
                 <pic:pic>
                   <pic:nvPicPr>
-                    <pic:cNvPr descr="/home/gpca/harbinger/examples/datasets/doc/04-domain-mit_bih_files/figure-docx/unnamed-chunk-5-1.png" id="29" name="Picture"/>
+                    <pic:cNvPr descr="C:\Git\dal\harbinger\examples\datasets\doc\04-domain-mit_bih_files/5f9fc322f17b84b215342fb03cbfb8346ae1ceea.png" id="18" name="Picture"/>
                     <pic:cNvPicPr>
                       <a:picLocks noChangeArrowheads="1" noChangeAspect="1"/>
                     </pic:cNvPicPr>
                   </pic:nvPicPr>
                   <pic:blipFill>
-                    <a:blip r:embed="rId27"/>
+                    <a:blip r:embed="rId16"/>
                     <a:stretch>
                       <a:fillRect/>
                     </a:stretch>
@@ -2038,8 +2038,8 @@
         </w:drawing>
       </w:r>
     </w:p>
-    <w:bookmarkEnd w:id="30"/>
-    <w:bookmarkStart w:id="34" w:name="mit_bih_v2"/>
+    <w:bookmarkEnd w:id="19"/>
+    <w:bookmarkStart w:id="23" w:name="mit_bih_v2"/>
     <w:p>
       <w:pPr>
         <w:pStyle w:val="Heading3"/>
@@ -2225,18 +2225,18 @@
           <wp:inline>
             <wp:extent cx="4620126" cy="3696101"/>
             <wp:effectExtent b="0" l="0" r="0" t="0"/>
-            <wp:docPr descr="" title="" id="32" name="Picture"/>
+            <wp:docPr descr="" title="" id="21" name="Picture"/>
             <a:graphic>
               <a:graphicData uri="http://schemas.openxmlformats.org/drawingml/2006/picture">
                 <pic:pic>
                   <pic:nvPicPr>
-                    <pic:cNvPr descr="/home/gpca/harbinger/examples/datasets/doc/04-domain-mit_bih_files/figure-docx/unnamed-chunk-7-1.png" id="33" name="Picture"/>
+                    <pic:cNvPr descr="C:\Git\dal\harbinger\examples\datasets\doc\04-domain-mit_bih_files/3fb5f506aef790feae5a45a593c82704899cef84.png" id="22" name="Picture"/>
                     <pic:cNvPicPr>
                       <a:picLocks noChangeArrowheads="1" noChangeAspect="1"/>
                     </pic:cNvPicPr>
                   </pic:nvPicPr>
                   <pic:blipFill>
-                    <a:blip r:embed="rId31"/>
+                    <a:blip r:embed="rId20"/>
                     <a:stretch>
                       <a:fillRect/>
                     </a:stretch>
@@ -2263,8 +2263,8 @@
         </w:drawing>
       </w:r>
     </w:p>
-    <w:bookmarkEnd w:id="34"/>
-    <w:bookmarkStart w:id="38" w:name="mit_bih_v5"/>
+    <w:bookmarkEnd w:id="23"/>
+    <w:bookmarkStart w:id="27" w:name="mit_bih_v5"/>
     <w:p>
       <w:pPr>
         <w:pStyle w:val="Heading3"/>
@@ -2450,18 +2450,18 @@
           <wp:inline>
             <wp:extent cx="4620126" cy="3696101"/>
             <wp:effectExtent b="0" l="0" r="0" t="0"/>
-            <wp:docPr descr="" title="" id="36" name="Picture"/>
+            <wp:docPr descr="" title="" id="25" name="Picture"/>
             <a:graphic>
               <a:graphicData uri="http://schemas.openxmlformats.org/drawingml/2006/picture">
                 <pic:pic>
                   <pic:nvPicPr>
-                    <pic:cNvPr descr="/home/gpca/harbinger/examples/datasets/doc/04-domain-mit_bih_files/figure-docx/unnamed-chunk-9-1.png" id="37" name="Picture"/>
+                    <pic:cNvPr descr="C:\Git\dal\harbinger\examples\datasets\doc\04-domain-mit_bih_files/a3dd21f957e7dc2fe0a1c3a363f2c4a674e6be97.png" id="26" name="Picture"/>
                     <pic:cNvPicPr>
                       <a:picLocks noChangeArrowheads="1" noChangeAspect="1"/>
                     </pic:cNvPicPr>
                   </pic:nvPicPr>
                   <pic:blipFill>
-                    <a:blip r:embed="rId35"/>
+                    <a:blip r:embed="rId24"/>
                     <a:stretch>
                       <a:fillRect/>
                     </a:stretch>
@@ -2488,9 +2488,9 @@
         </w:drawing>
       </w:r>
     </w:p>
-    <w:bookmarkEnd w:id="38"/>
-    <w:bookmarkEnd w:id="39"/>
-    <w:bookmarkStart w:id="41" w:name="references"/>
+    <w:bookmarkEnd w:id="27"/>
+    <w:bookmarkEnd w:id="28"/>
+    <w:bookmarkStart w:id="30" w:name="references"/>
     <w:p>
       <w:pPr>
         <w:pStyle w:val="Heading2"/>
@@ -2525,7 +2525,7 @@
       <w:r>
         <w:t xml:space="preserve"> </w:t>
       </w:r>
-      <w:hyperlink r:id="rId40">
+      <w:hyperlink r:id="rId29">
         <w:r>
           <w:rPr>
             <w:rStyle w:val="Hyperlink"/>
@@ -2534,7 +2534,7 @@
         </w:r>
       </w:hyperlink>
     </w:p>
-    <w:bookmarkEnd w:id="41"/>
+    <w:bookmarkEnd w:id="30"/>
     <w:sectPr>
       <w:footnotePr>
         <w:numRestart w:val="eachSect"/>
@@ -2765,10 +2765,10 @@
   <w:docDefaults>
     <w:rPrDefault>
       <w:rPr>
-        <w:rFonts w:asciiTheme="minorHAnsi" w:cstheme="minorBidi" w:eastAsiaTheme="minorHAnsi" w:hAnsiTheme="minorHAnsi"/>
+        <w:rFonts w:asciiTheme="minorHAnsi" w:cstheme="minorBidi" w:eastAsiaTheme="minorEastAsia" w:hAnsiTheme="minorHAnsi"/>
         <w:sz w:val="24"/>
         <w:szCs w:val="24"/>
-        <w:lang w:bidi="ar-SA" w:eastAsia="en-US" w:val="en-US"/>
+        <w:lang w:bidi="ar-SA" w:eastAsia="zh-CN" w:val="en-US"/>
       </w:rPr>
     </w:rPrDefault>
     <w:pPrDefault>
@@ -3309,13 +3309,6 @@
       </w:tblCellMar>
     </w:tblPr>
     <w:tblStylePr w:type="firstRow">
-      <w:tblPr>
-        <w:jc w:val="left"/>
-        <w:tblInd w:type="dxa" w:w="0"/>
-      </w:tblPr>
-      <w:trPr>
-        <w:jc w:val="left"/>
-      </w:trPr>
       <w:tcPr>
         <w:tcBorders>
           <w:bottom w:val="single"/>

--- a/examples/datasets/doc/04-domain-mit_bih.docx
+++ b/examples/datasets/doc/04-domain-mit_bih.docx
@@ -1780,7 +1780,7 @@
               <a:graphicData uri="http://schemas.openxmlformats.org/drawingml/2006/picture">
                 <pic:pic>
                   <pic:nvPicPr>
-                    <pic:cNvPr descr="C:\Git\dal\harbinger\examples\datasets\doc\04-domain-mit_bih_files/f796b7dea01ce81c76dbee3264d7b28a81d3caf5.png" id="14" name="Picture"/>
+                    <pic:cNvPr descr="/home/gpca/harbinger/examples/datasets/doc/04-domain-mit_bih_files/38af2824f7ba3af406fe91cea430c1e261a97f52.png" id="14" name="Picture"/>
                     <pic:cNvPicPr>
                       <a:picLocks noChangeArrowheads="1" noChangeAspect="1"/>
                     </pic:cNvPicPr>
@@ -2005,7 +2005,7 @@
               <a:graphicData uri="http://schemas.openxmlformats.org/drawingml/2006/picture">
                 <pic:pic>
                   <pic:nvPicPr>
-                    <pic:cNvPr descr="C:\Git\dal\harbinger\examples\datasets\doc\04-domain-mit_bih_files/5f9fc322f17b84b215342fb03cbfb8346ae1ceea.png" id="18" name="Picture"/>
+                    <pic:cNvPr descr="/home/gpca/harbinger/examples/datasets/doc/04-domain-mit_bih_files/bf139813e7c51bc1eb2c5e381308559b0b0186bc.png" id="18" name="Picture"/>
                     <pic:cNvPicPr>
                       <a:picLocks noChangeArrowheads="1" noChangeAspect="1"/>
                     </pic:cNvPicPr>
@@ -2230,7 +2230,7 @@
               <a:graphicData uri="http://schemas.openxmlformats.org/drawingml/2006/picture">
                 <pic:pic>
                   <pic:nvPicPr>
-                    <pic:cNvPr descr="C:\Git\dal\harbinger\examples\datasets\doc\04-domain-mit_bih_files/3fb5f506aef790feae5a45a593c82704899cef84.png" id="22" name="Picture"/>
+                    <pic:cNvPr descr="/home/gpca/harbinger/examples/datasets/doc/04-domain-mit_bih_files/a6fd8e153fef5e3839eaabb1edae6cb21c31da0f.png" id="22" name="Picture"/>
                     <pic:cNvPicPr>
                       <a:picLocks noChangeArrowheads="1" noChangeAspect="1"/>
                     </pic:cNvPicPr>
@@ -2455,7 +2455,7 @@
               <a:graphicData uri="http://schemas.openxmlformats.org/drawingml/2006/picture">
                 <pic:pic>
                   <pic:nvPicPr>
-                    <pic:cNvPr descr="C:\Git\dal\harbinger\examples\datasets\doc\04-domain-mit_bih_files/a3dd21f957e7dc2fe0a1c3a363f2c4a674e6be97.png" id="26" name="Picture"/>
+                    <pic:cNvPr descr="/home/gpca/harbinger/examples/datasets/doc/04-domain-mit_bih_files/163a2a79a98d84a7629c6752e3096aa5c9b09b1d.png" id="26" name="Picture"/>
                     <pic:cNvPicPr>
                       <a:picLocks noChangeArrowheads="1" noChangeAspect="1"/>
                     </pic:cNvPicPr>

--- a/examples/datasets/doc/04-domain-mit_bih.docx
+++ b/examples/datasets/doc/04-domain-mit_bih.docx
@@ -132,6 +132,45 @@
       <w:pPr>
         <w:pStyle w:val="SourceCode"/>
       </w:pPr>
+      <w:r>
+        <w:rPr>
+          <w:rStyle w:val="FunctionTok"/>
+        </w:rPr>
+        <w:t xml:space="preserve">source</w:t>
+      </w:r>
+      <w:r>
+        <w:rPr>
+          <w:rStyle w:val="NormalTok"/>
+        </w:rPr>
+        <w:t xml:space="preserve">(</w:t>
+      </w:r>
+      <w:r>
+        <w:rPr>
+          <w:rStyle w:val="FunctionTok"/>
+        </w:rPr>
+        <w:t xml:space="preserve">url</w:t>
+      </w:r>
+      <w:r>
+        <w:rPr>
+          <w:rStyle w:val="NormalTok"/>
+        </w:rPr>
+        <w:t xml:space="preserve">(</w:t>
+      </w:r>
+      <w:r>
+        <w:rPr>
+          <w:rStyle w:val="StringTok"/>
+        </w:rPr>
+        <w:t xml:space="preserve">"https://raw.githubusercontent.com/cefet-rj-dal/harbinger/master/examples/seed.R"</w:t>
+      </w:r>
+      <w:r>
+        <w:rPr>
+          <w:rStyle w:val="NormalTok"/>
+        </w:rPr>
+        <w:t xml:space="preserve">))</w:t>
+      </w:r>
+      <w:r>
+        <w:br/>
+      </w:r>
       <w:r>
         <w:rPr>
           <w:rStyle w:val="FunctionTok"/>
